--- a/files/CV.docx
+++ b/files/CV.docx
@@ -146,7 +146,7 @@
                         </a:ln>
                         <a:extLst>
                           <a:ext uri="{909E8E84-426E-40dd-AFC4-6F175D3DCCD1}">
-                            <a14:hiddenFill xmlns:arto="http://schemas.microsoft.com/office/word/2006/arto" xmlns:a14="http://schemas.microsoft.com/office/drawing/2010/main" xmlns:w="http://schemas.openxmlformats.org/wordprocessingml/2006/main" xmlns:w10="urn:schemas-microsoft-com:office:word" xmlns:v="urn:schemas-microsoft-com:vml" xmlns:o="urn:schemas-microsoft-com:office:office" xmlns:mv="urn:schemas-microsoft-com:mac:vml" xmlns:mo="http://schemas.microsoft.com/office/mac/office/2008/main" xmlns="">
+                            <a14:hiddenFill xmlns="" xmlns:mo="http://schemas.microsoft.com/office/mac/office/2008/main" xmlns:mv="urn:schemas-microsoft-com:mac:vml" xmlns:o="urn:schemas-microsoft-com:office:office" xmlns:v="urn:schemas-microsoft-com:vml" xmlns:w10="urn:schemas-microsoft-com:office:word" xmlns:w="http://schemas.openxmlformats.org/wordprocessingml/2006/main" xmlns:a14="http://schemas.microsoft.com/office/drawing/2010/main" xmlns:arto="http://schemas.microsoft.com/office/word/2006/arto">
                               <a:noFill/>
                             </a14:hiddenFill>
                           </a:ext>
@@ -267,6 +267,15 @@
           <w:lang w:eastAsia="zh-CN"/>
         </w:rPr>
         <w:t>M.A. in Business Economics</w:t>
+      </w:r>
+      <w:r>
+        <w:rPr>
+          <w:bCs/>
+          <w:sz w:val="22"/>
+          <w:szCs w:val="22"/>
+          <w:lang w:eastAsia="zh-CN"/>
+        </w:rPr>
+        <w:t xml:space="preserve"> (Gained in the PhD in Business Administration Program)</w:t>
       </w:r>
       <w:r>
         <w:rPr>
@@ -682,7 +691,7 @@
                         </a:ln>
                         <a:extLst>
                           <a:ext uri="{909E8E84-426E-40dd-AFC4-6F175D3DCCD1}">
-                            <a14:hiddenFill xmlns:arto="http://schemas.microsoft.com/office/word/2006/arto" xmlns:a14="http://schemas.microsoft.com/office/drawing/2010/main" xmlns:w="http://schemas.openxmlformats.org/wordprocessingml/2006/main" xmlns:w10="urn:schemas-microsoft-com:office:word" xmlns:v="urn:schemas-microsoft-com:vml" xmlns:o="urn:schemas-microsoft-com:office:office" xmlns:mv="urn:schemas-microsoft-com:mac:vml" xmlns:mo="http://schemas.microsoft.com/office/mac/office/2008/main" xmlns="">
+                            <a14:hiddenFill xmlns="" xmlns:mo="http://schemas.microsoft.com/office/mac/office/2008/main" xmlns:mv="urn:schemas-microsoft-com:mac:vml" xmlns:o="urn:schemas-microsoft-com:office:office" xmlns:v="urn:schemas-microsoft-com:vml" xmlns:w10="urn:schemas-microsoft-com:office:word" xmlns:w="http://schemas.openxmlformats.org/wordprocessingml/2006/main" xmlns:a14="http://schemas.microsoft.com/office/drawing/2010/main" xmlns:arto="http://schemas.microsoft.com/office/word/2006/arto">
                               <a:noFill/>
                             </a14:hiddenFill>
                           </a:ext>
@@ -796,7 +805,23 @@
           <w:szCs w:val="22"/>
           <w:lang w:eastAsia="zh-CN"/>
         </w:rPr>
-        <w:t>Andrew Ching</w:t>
+        <w:t>Andrew</w:t>
+      </w:r>
+      <w:r>
+        <w:rPr>
+          <w:sz w:val="22"/>
+          <w:szCs w:val="22"/>
+          <w:lang w:eastAsia="ja-JP"/>
+        </w:rPr>
+        <w:t xml:space="preserve"> T.</w:t>
+      </w:r>
+      <w:r>
+        <w:rPr>
+          <w:sz w:val="22"/>
+          <w:szCs w:val="22"/>
+          <w:lang w:eastAsia="zh-CN"/>
+        </w:rPr>
+        <w:t xml:space="preserve"> Ching</w:t>
       </w:r>
     </w:p>
     <w:p>
@@ -1035,6 +1060,14 @@
           <w:lang w:eastAsia="zh-CN"/>
         </w:rPr>
         <w:t>market segmentation that resembles second-degree price discrimination.</w:t>
+      </w:r>
+      <w:r>
+        <w:rPr>
+          <w:sz w:val="22"/>
+          <w:szCs w:val="22"/>
+          <w:lang w:eastAsia="zh-CN"/>
+        </w:rPr>
+        <w:t>P</w:t>
       </w:r>
     </w:p>
     <w:p>
@@ -1495,7 +1528,7 @@
                         </a:ln>
                         <a:extLst>
                           <a:ext uri="{909E8E84-426E-40dd-AFC4-6F175D3DCCD1}">
-                            <a14:hiddenFill xmlns:arto="http://schemas.microsoft.com/office/word/2006/arto" xmlns:a14="http://schemas.microsoft.com/office/drawing/2010/main" xmlns:w="http://schemas.openxmlformats.org/wordprocessingml/2006/main" xmlns:w10="urn:schemas-microsoft-com:office:word" xmlns:v="urn:schemas-microsoft-com:vml" xmlns:o="urn:schemas-microsoft-com:office:office" xmlns:mv="urn:schemas-microsoft-com:mac:vml" xmlns:mo="http://schemas.microsoft.com/office/mac/office/2008/main" xmlns="">
+                            <a14:hiddenFill xmlns="" xmlns:mo="http://schemas.microsoft.com/office/mac/office/2008/main" xmlns:mv="urn:schemas-microsoft-com:mac:vml" xmlns:o="urn:schemas-microsoft-com:office:office" xmlns:v="urn:schemas-microsoft-com:vml" xmlns:w10="urn:schemas-microsoft-com:office:word" xmlns:w="http://schemas.openxmlformats.org/wordprocessingml/2006/main" xmlns:a14="http://schemas.microsoft.com/office/drawing/2010/main" xmlns:arto="http://schemas.microsoft.com/office/word/2006/arto">
                               <a:noFill/>
                             </a14:hiddenFill>
                           </a:ext>
@@ -1531,15 +1564,7 @@
           <w:noProof/>
           <w:lang w:eastAsia="zh-CN"/>
         </w:rPr>
-        <w:t>WORK</w:t>
-      </w:r>
-      <w:r>
-        <w:rPr>
-          <w:bCs/>
-          <w:noProof/>
-          <w:lang w:eastAsia="zh-CN"/>
-        </w:rPr>
-        <w:t xml:space="preserve"> IN PROGRESS</w:t>
+        <w:t>WORK IN PROGRESS</w:t>
       </w:r>
     </w:p>
     <w:p>
@@ -1700,7 +1725,7 @@
                         </a:ln>
                         <a:extLst>
                           <a:ext uri="{909E8E84-426E-40dd-AFC4-6F175D3DCCD1}">
-                            <a14:hiddenFill xmlns:arto="http://schemas.microsoft.com/office/word/2006/arto" xmlns:a14="http://schemas.microsoft.com/office/drawing/2010/main" xmlns:w="http://schemas.openxmlformats.org/wordprocessingml/2006/main" xmlns:w10="urn:schemas-microsoft-com:office:word" xmlns:v="urn:schemas-microsoft-com:vml" xmlns:o="urn:schemas-microsoft-com:office:office" xmlns:mv="urn:schemas-microsoft-com:mac:vml" xmlns:mo="http://schemas.microsoft.com/office/mac/office/2008/main" xmlns="">
+                            <a14:hiddenFill xmlns="" xmlns:mo="http://schemas.microsoft.com/office/mac/office/2008/main" xmlns:mv="urn:schemas-microsoft-com:mac:vml" xmlns:o="urn:schemas-microsoft-com:office:office" xmlns:v="urn:schemas-microsoft-com:vml" xmlns:w10="urn:schemas-microsoft-com:office:word" xmlns:w="http://schemas.openxmlformats.org/wordprocessingml/2006/main" xmlns:a14="http://schemas.microsoft.com/office/drawing/2010/main" xmlns:arto="http://schemas.microsoft.com/office/word/2006/arto">
                               <a:noFill/>
                             </a14:hiddenFill>
                           </a:ext>
@@ -2818,7 +2843,7 @@
                         </a:ln>
                         <a:extLst>
                           <a:ext uri="{909E8E84-426E-40dd-AFC4-6F175D3DCCD1}">
-                            <a14:hiddenFill xmlns:arto="http://schemas.microsoft.com/office/word/2006/arto" xmlns:a14="http://schemas.microsoft.com/office/drawing/2010/main" xmlns:w="http://schemas.openxmlformats.org/wordprocessingml/2006/main" xmlns:w10="urn:schemas-microsoft-com:office:word" xmlns:v="urn:schemas-microsoft-com:vml" xmlns:o="urn:schemas-microsoft-com:office:office" xmlns:mv="urn:schemas-microsoft-com:mac:vml" xmlns:mo="http://schemas.microsoft.com/office/mac/office/2008/main" xmlns="">
+                            <a14:hiddenFill xmlns="" xmlns:mo="http://schemas.microsoft.com/office/mac/office/2008/main" xmlns:mv="urn:schemas-microsoft-com:mac:vml" xmlns:o="urn:schemas-microsoft-com:office:office" xmlns:v="urn:schemas-microsoft-com:vml" xmlns:w10="urn:schemas-microsoft-com:office:word" xmlns:w="http://schemas.openxmlformats.org/wordprocessingml/2006/main" xmlns:a14="http://schemas.microsoft.com/office/drawing/2010/main" xmlns:arto="http://schemas.microsoft.com/office/word/2006/arto">
                               <a:noFill/>
                             </a14:hiddenFill>
                           </a:ext>
@@ -3379,7 +3404,7 @@
                         </a:ln>
                         <a:extLst>
                           <a:ext uri="{909E8E84-426E-40dd-AFC4-6F175D3DCCD1}">
-                            <a14:hiddenFill xmlns:arto="http://schemas.microsoft.com/office/word/2006/arto" xmlns:a14="http://schemas.microsoft.com/office/drawing/2010/main" xmlns:w="http://schemas.openxmlformats.org/wordprocessingml/2006/main" xmlns:w10="urn:schemas-microsoft-com:office:word" xmlns:v="urn:schemas-microsoft-com:vml" xmlns:o="urn:schemas-microsoft-com:office:office" xmlns:mv="urn:schemas-microsoft-com:mac:vml" xmlns:mo="http://schemas.microsoft.com/office/mac/office/2008/main" xmlns="">
+                            <a14:hiddenFill xmlns="" xmlns:mo="http://schemas.microsoft.com/office/mac/office/2008/main" xmlns:mv="urn:schemas-microsoft-com:mac:vml" xmlns:o="urn:schemas-microsoft-com:office:office" xmlns:v="urn:schemas-microsoft-com:vml" xmlns:w10="urn:schemas-microsoft-com:office:word" xmlns:w="http://schemas.openxmlformats.org/wordprocessingml/2006/main" xmlns:a14="http://schemas.microsoft.com/office/drawing/2010/main" xmlns:arto="http://schemas.microsoft.com/office/word/2006/arto">
                               <a:noFill/>
                             </a14:hiddenFill>
                           </a:ext>
@@ -3689,7 +3714,7 @@
                         </a:ln>
                         <a:extLst>
                           <a:ext uri="{909E8E84-426E-40dd-AFC4-6F175D3DCCD1}">
-                            <a14:hiddenFill xmlns:arto="http://schemas.microsoft.com/office/word/2006/arto" xmlns:a14="http://schemas.microsoft.com/office/drawing/2010/main" xmlns:w="http://schemas.openxmlformats.org/wordprocessingml/2006/main" xmlns:w10="urn:schemas-microsoft-com:office:word" xmlns:v="urn:schemas-microsoft-com:vml" xmlns:o="urn:schemas-microsoft-com:office:office" xmlns:mv="urn:schemas-microsoft-com:mac:vml" xmlns:mo="http://schemas.microsoft.com/office/mac/office/2008/main" xmlns="">
+                            <a14:hiddenFill xmlns="" xmlns:mo="http://schemas.microsoft.com/office/mac/office/2008/main" xmlns:mv="urn:schemas-microsoft-com:mac:vml" xmlns:o="urn:schemas-microsoft-com:office:office" xmlns:v="urn:schemas-microsoft-com:vml" xmlns:w10="urn:schemas-microsoft-com:office:word" xmlns:w="http://schemas.openxmlformats.org/wordprocessingml/2006/main" xmlns:a14="http://schemas.microsoft.com/office/drawing/2010/main" xmlns:arto="http://schemas.microsoft.com/office/word/2006/arto">
                               <a:noFill/>
                             </a14:hiddenFill>
                           </a:ext>
@@ -4334,7 +4359,7 @@
                         </a:ln>
                         <a:extLst>
                           <a:ext uri="{909E8E84-426E-40dd-AFC4-6F175D3DCCD1}">
-                            <a14:hiddenFill xmlns:arto="http://schemas.microsoft.com/office/word/2006/arto" xmlns:a14="http://schemas.microsoft.com/office/drawing/2010/main" xmlns:w="http://schemas.openxmlformats.org/wordprocessingml/2006/main" xmlns:w10="urn:schemas-microsoft-com:office:word" xmlns:v="urn:schemas-microsoft-com:vml" xmlns:o="urn:schemas-microsoft-com:office:office" xmlns:mv="urn:schemas-microsoft-com:mac:vml" xmlns:mo="http://schemas.microsoft.com/office/mac/office/2008/main" xmlns="">
+                            <a14:hiddenFill xmlns="" xmlns:mo="http://schemas.microsoft.com/office/mac/office/2008/main" xmlns:mv="urn:schemas-microsoft-com:mac:vml" xmlns:o="urn:schemas-microsoft-com:office:office" xmlns:v="urn:schemas-microsoft-com:vml" xmlns:w10="urn:schemas-microsoft-com:office:word" xmlns:w="http://schemas.openxmlformats.org/wordprocessingml/2006/main" xmlns:a14="http://schemas.microsoft.com/office/drawing/2010/main" xmlns:arto="http://schemas.microsoft.com/office/word/2006/arto">
                               <a:noFill/>
                             </a14:hiddenFill>
                           </a:ext>
